--- a/contents/tables/reproduced/table1_reproduced.docx
+++ b/contents/tables/reproduced/table1_reproduced.docx
@@ -4792,7 +4792,6 @@
                 <w:szCs w:val="16"/>
               </w:rPr>
             </w:pPr>
-            <w:proofErr w:type="spellStart"/>
             <w:r>
               <w:rPr>
                 <w:rFonts w:ascii="CMU Serif" w:hAnsi="CMU Serif" w:cs="CMU Serif"/>
@@ -4817,7 +4816,6 @@
               </w:rPr>
               <w:t>ecg</w:t>
             </w:r>
-            <w:proofErr w:type="spellEnd"/>
           </w:p>
         </w:tc>
         <w:tc>
